--- a/organic-chemistry/word-docs/Ch04_Alkanes_and_Cycloalkanes_Questions.docx
+++ b/organic-chemistry/word-docs/Ch04_Alkanes_and_Cycloalkanes_Questions.docx
@@ -151,14 +151,7 @@
           <w:tcPr>
             <w:tcW w:type="dxa" w:w="4824"/>
           </w:tcPr>
-          <w:p>
-            <w:r>
-              <w:rPr>
-                <w:b/>
-              </w:rPr>
-              <w:t>A)</w:t>
-            </w:r>
-          </w:p>
+          <w:p/>
           <w:p>
             <w:r>
               <w:drawing>
@@ -200,14 +193,7 @@
           <w:tcPr>
             <w:tcW w:type="dxa" w:w="4824"/>
           </w:tcPr>
-          <w:p>
-            <w:r>
-              <w:rPr>
-                <w:b/>
-              </w:rPr>
-              <w:t>B)</w:t>
-            </w:r>
-          </w:p>
+          <w:p/>
           <w:p>
             <w:r>
               <w:drawing>
@@ -251,14 +237,7 @@
           <w:tcPr>
             <w:tcW w:type="dxa" w:w="4824"/>
           </w:tcPr>
-          <w:p>
-            <w:r>
-              <w:rPr>
-                <w:b/>
-              </w:rPr>
-              <w:t>C)</w:t>
-            </w:r>
-          </w:p>
+          <w:p/>
           <w:p>
             <w:r>
               <w:drawing>
@@ -300,14 +279,7 @@
           <w:tcPr>
             <w:tcW w:type="dxa" w:w="4824"/>
           </w:tcPr>
-          <w:p>
-            <w:r>
-              <w:rPr>
-                <w:b/>
-              </w:rPr>
-              <w:t>D)</w:t>
-            </w:r>
-          </w:p>
+          <w:p/>
           <w:p>
             <w:r>
               <w:drawing>
@@ -1238,14 +1210,7 @@
           <w:tcPr>
             <w:tcW w:type="dxa" w:w="4824"/>
           </w:tcPr>
-          <w:p>
-            <w:r>
-              <w:rPr>
-                <w:b/>
-              </w:rPr>
-              <w:t>A)</w:t>
-            </w:r>
-          </w:p>
+          <w:p/>
           <w:p>
             <w:r>
               <w:drawing>
@@ -1287,14 +1252,7 @@
           <w:tcPr>
             <w:tcW w:type="dxa" w:w="4824"/>
           </w:tcPr>
-          <w:p>
-            <w:r>
-              <w:rPr>
-                <w:b/>
-              </w:rPr>
-              <w:t>B)</w:t>
-            </w:r>
-          </w:p>
+          <w:p/>
           <w:p>
             <w:r>
               <w:drawing>
@@ -1338,14 +1296,7 @@
           <w:tcPr>
             <w:tcW w:type="dxa" w:w="4824"/>
           </w:tcPr>
-          <w:p>
-            <w:r>
-              <w:rPr>
-                <w:b/>
-              </w:rPr>
-              <w:t>C)</w:t>
-            </w:r>
-          </w:p>
+          <w:p/>
           <w:p>
             <w:r>
               <w:drawing>
@@ -1387,14 +1338,7 @@
           <w:tcPr>
             <w:tcW w:type="dxa" w:w="4824"/>
           </w:tcPr>
-          <w:p>
-            <w:r>
-              <w:rPr>
-                <w:b/>
-              </w:rPr>
-              <w:t>D)</w:t>
-            </w:r>
-          </w:p>
+          <w:p/>
           <w:p>
             <w:r>
               <w:drawing>
@@ -2532,14 +2476,7 @@
           <w:tcPr>
             <w:tcW w:type="dxa" w:w="4824"/>
           </w:tcPr>
-          <w:p>
-            <w:r>
-              <w:rPr>
-                <w:b/>
-              </w:rPr>
-              <w:t>A)</w:t>
-            </w:r>
-          </w:p>
+          <w:p/>
           <w:p>
             <w:r>
               <w:drawing>
@@ -2581,14 +2518,7 @@
           <w:tcPr>
             <w:tcW w:type="dxa" w:w="4824"/>
           </w:tcPr>
-          <w:p>
-            <w:r>
-              <w:rPr>
-                <w:b/>
-              </w:rPr>
-              <w:t>B)</w:t>
-            </w:r>
-          </w:p>
+          <w:p/>
           <w:p>
             <w:r>
               <w:drawing>
@@ -2632,14 +2562,7 @@
           <w:tcPr>
             <w:tcW w:type="dxa" w:w="4824"/>
           </w:tcPr>
-          <w:p>
-            <w:r>
-              <w:rPr>
-                <w:b/>
-              </w:rPr>
-              <w:t>C)</w:t>
-            </w:r>
-          </w:p>
+          <w:p/>
           <w:p>
             <w:r>
               <w:drawing>
@@ -2681,14 +2604,7 @@
           <w:tcPr>
             <w:tcW w:type="dxa" w:w="4824"/>
           </w:tcPr>
-          <w:p>
-            <w:r>
-              <w:rPr>
-                <w:b/>
-              </w:rPr>
-              <w:t>D)</w:t>
-            </w:r>
-          </w:p>
+          <w:p/>
           <w:p>
             <w:r>
               <w:drawing>
@@ -4970,14 +4886,7 @@
           <w:tcPr>
             <w:tcW w:type="dxa" w:w="4824"/>
           </w:tcPr>
-          <w:p>
-            <w:r>
-              <w:rPr>
-                <w:b/>
-              </w:rPr>
-              <w:t>A)</w:t>
-            </w:r>
-          </w:p>
+          <w:p/>
           <w:p>
             <w:r>
               <w:drawing>
@@ -5019,14 +4928,7 @@
           <w:tcPr>
             <w:tcW w:type="dxa" w:w="4824"/>
           </w:tcPr>
-          <w:p>
-            <w:r>
-              <w:rPr>
-                <w:b/>
-              </w:rPr>
-              <w:t>B)</w:t>
-            </w:r>
-          </w:p>
+          <w:p/>
           <w:p>
             <w:r>
               <w:drawing>
@@ -5070,14 +4972,7 @@
           <w:tcPr>
             <w:tcW w:type="dxa" w:w="4824"/>
           </w:tcPr>
-          <w:p>
-            <w:r>
-              <w:rPr>
-                <w:b/>
-              </w:rPr>
-              <w:t>C)</w:t>
-            </w:r>
-          </w:p>
+          <w:p/>
           <w:p>
             <w:r>
               <w:drawing>
@@ -5119,14 +5014,7 @@
           <w:tcPr>
             <w:tcW w:type="dxa" w:w="4824"/>
           </w:tcPr>
-          <w:p>
-            <w:r>
-              <w:rPr>
-                <w:b/>
-              </w:rPr>
-              <w:t>D)</w:t>
-            </w:r>
-          </w:p>
+          <w:p/>
           <w:p>
             <w:r>
               <w:drawing>
